--- a/internal/web/doctemplates/ru-RU/act.docx
+++ b/internal/web/doctemplates/ru-RU/act.docx
@@ -388,8 +388,19 @@
       </w:tr>
     </w:tbl>
     <w:p>
+      <w:pPr>
+        <w:spacing w:after="0"/>
+      </w:pPr>
       <w:r>
         <w:t xml:space="preserve">Всего оказано услуг {ProductsCount}, на сумму {Total} {Currency}</w:t>
+      </w:r>
+    </w:p>
+    <w:p>
+      <w:r>
+        <w:rPr>
+          <w:b/>
+        </w:rPr>
+        <w:t xml:space="preserve">{TotalWords}</w:t>
       </w:r>
     </w:p>
     <w:p>
@@ -437,7 +448,12 @@
           </w:p>
           <w:p>
             <w:r>
-              <w:t xml:space="preserve">_______________ {MyCompany.Director}</w:t>
+              <w:t xml:space="preserve"/>
+            </w:r>
+          </w:p>
+          <w:p>
+            <w:r>
+              <w:t xml:space="preserve">{MyCompany.DirectorSignature}{MyCompany.Stamp}_______________ {MyCompany.Director}</w:t>
             </w:r>
           </w:p>
         </w:tc>
@@ -456,6 +472,11 @@
           <w:p>
             <w:r>
               <w:t xml:space="preserve">{Client.Title}</w:t>
+            </w:r>
+          </w:p>
+          <w:p>
+            <w:r>
+              <w:t xml:space="preserve"/>
             </w:r>
           </w:p>
           <w:p>
